--- a/materialien/Welt5_Netz/5_Loesungen/KR_W5_Akte2_Das_Siegel_LSG.docx
+++ b/materialien/Welt5_Netz/5_Loesungen/KR_W5_Akte2_Das_Siegel_LSG.docx
@@ -389,7 +389,7 @@
               <w:rPr>
                 <w:rFonts w:ascii="Georgia" w:hAnsi="Georgia" w:cs="Georgia" w:eastAsia="Georgia"/>
                 <w:b/>
-                <w:color w:val="0E7C86"/>
+                <w:color w:val="14213D"/>
                 <w:spacing w:val="16"/>
                 <w:sz w:val="21"/>
               </w:rPr>
@@ -527,7 +527,7 @@
               <w:rPr>
                 <w:rFonts w:ascii="Georgia" w:hAnsi="Georgia" w:cs="Georgia" w:eastAsia="Georgia"/>
                 <w:b/>
-                <w:color w:val="0E7C86"/>
+                <w:color w:val="14213D"/>
                 <w:spacing w:val="16"/>
                 <w:sz w:val="21"/>
               </w:rPr>
@@ -893,7 +893,7 @@
               <w:rPr>
                 <w:rFonts w:ascii="Georgia" w:hAnsi="Georgia" w:cs="Georgia" w:eastAsia="Georgia"/>
                 <w:b/>
-                <w:color w:val="0E7C86"/>
+                <w:color w:val="14213D"/>
                 <w:spacing w:val="16"/>
                 <w:sz w:val="21"/>
               </w:rPr>
@@ -1419,7 +1419,7 @@
               <w:rPr>
                 <w:rFonts w:ascii="Georgia" w:hAnsi="Georgia" w:cs="Georgia" w:eastAsia="Georgia"/>
                 <w:b/>
-                <w:color w:val="0E7C86"/>
+                <w:color w:val="14213D"/>
                 <w:spacing w:val="16"/>
                 <w:sz w:val="21"/>
               </w:rPr>
@@ -2114,7 +2114,7 @@
               <w:rPr>
                 <w:rFonts w:ascii="Georgia" w:hAnsi="Georgia" w:cs="Georgia" w:eastAsia="Georgia"/>
                 <w:b/>
-                <w:color w:val="0E7C86"/>
+                <w:color w:val="14213D"/>
                 <w:spacing w:val="16"/>
                 <w:sz w:val="21"/>
               </w:rPr>
@@ -2430,7 +2430,7 @@
             <w:r>
               <w:rPr>
                 <w:rFonts w:ascii="Calibri" w:hAnsi="Calibri" w:cs="Calibri" w:eastAsia="Calibri"/>
-                <w:color w:val="B07D2B"/>
+                <w:color w:val="8A5F1A"/>
                 <w:sz w:val="20"/>
               </w:rPr>
               <w:t xml:space="preserve">  ★</w:t>
@@ -2871,7 +2871,7 @@
             <w:r>
               <w:rPr>
                 <w:rFonts w:ascii="Calibri" w:hAnsi="Calibri" w:cs="Calibri" w:eastAsia="Calibri"/>
-                <w:color w:val="B07D2B"/>
+                <w:color w:val="8A5F1A"/>
                 <w:sz w:val="20"/>
               </w:rPr>
               <w:t xml:space="preserve">  ★★</w:t>
@@ -3489,7 +3489,7 @@
             <w:r>
               <w:rPr>
                 <w:rFonts w:ascii="Calibri" w:hAnsi="Calibri" w:cs="Calibri" w:eastAsia="Calibri"/>
-                <w:color w:val="B07D2B"/>
+                <w:color w:val="8A5F1A"/>
                 <w:sz w:val="20"/>
               </w:rPr>
               <w:t xml:space="preserve">  ★★</w:t>
@@ -4034,7 +4034,7 @@
             <w:r>
               <w:rPr>
                 <w:rFonts w:ascii="Calibri" w:hAnsi="Calibri" w:cs="Calibri" w:eastAsia="Calibri"/>
-                <w:color w:val="B07D2B"/>
+                <w:color w:val="8A5F1A"/>
                 <w:sz w:val="20"/>
               </w:rPr>
               <w:t xml:space="preserve">  ★★</w:t>
@@ -4368,7 +4368,7 @@
                       <w:rFonts w:ascii="Calibri" w:hAnsi="Calibri" w:cs="Calibri" w:eastAsia="Calibri"/>
                       <w:b/>
                       <w:i w:val="0"/>
-                      <w:color w:val="1F4E8C"/>
+                      <w:color w:val="14213D"/>
                       <w:sz w:val="19"/>
                     </w:rPr>
                     <w:t>Alice verschlüsselt nur (hybrid, Bobs öffentlicher Schlüssel)</w:t>
@@ -4509,7 +4509,7 @@
                       <w:rFonts w:ascii="Calibri" w:hAnsi="Calibri" w:cs="Calibri" w:eastAsia="Calibri"/>
                       <w:b/>
                       <w:i w:val="0"/>
-                      <w:color w:val="1F4E8C"/>
+                      <w:color w:val="14213D"/>
                       <w:sz w:val="19"/>
                     </w:rPr>
                     <w:t>Alice signiert nur</w:t>
@@ -4650,7 +4650,7 @@
                       <w:rFonts w:ascii="Calibri" w:hAnsi="Calibri" w:cs="Calibri" w:eastAsia="Calibri"/>
                       <w:b/>
                       <w:i w:val="0"/>
-                      <w:color w:val="1F4E8C"/>
+                      <w:color w:val="14213D"/>
                       <w:sz w:val="19"/>
                     </w:rPr>
                     <w:t>Alice signiert und verschlüsselt</w:t>
@@ -4912,7 +4912,7 @@
             <w:r>
               <w:rPr>
                 <w:rFonts w:ascii="Calibri" w:hAnsi="Calibri" w:cs="Calibri" w:eastAsia="Calibri"/>
-                <w:color w:val="B07D2B"/>
+                <w:color w:val="8A5F1A"/>
                 <w:sz w:val="20"/>
               </w:rPr>
               <w:t xml:space="preserve">  ★★★</w:t>
@@ -5350,7 +5350,7 @@
             <w:r>
               <w:rPr>
                 <w:rFonts w:ascii="Calibri" w:hAnsi="Calibri" w:cs="Calibri" w:eastAsia="Calibri"/>
-                <w:color w:val="B07D2B"/>
+                <w:color w:val="8A5F1A"/>
                 <w:sz w:val="20"/>
               </w:rPr>
               <w:t xml:space="preserve">  ★★★</w:t>
@@ -6577,7 +6577,7 @@
               <w:rPr>
                 <w:rFonts w:ascii="Georgia" w:hAnsi="Georgia" w:cs="Georgia" w:eastAsia="Georgia"/>
                 <w:b/>
-                <w:color w:val="0E7C86"/>
+                <w:color w:val="14213D"/>
                 <w:spacing w:val="16"/>
                 <w:sz w:val="21"/>
               </w:rPr>
